--- a/site/downloads/handbook-C.docx
+++ b/site/downloads/handbook-C.docx
@@ -2226,9 +2226,6 @@
       </w:r>
     </w:p>
     <w:p>
-      <w:pPr>
-        <w:pStyle w:val="ListBullet"/>
-      </w:pPr>
       <w:r>
         <w:rPr>
           <w:b w:val="0"/>
@@ -2238,9 +2235,6 @@
       </w:r>
     </w:p>
     <w:p>
-      <w:pPr>
-        <w:pStyle w:val="ListBullet"/>
-      </w:pPr>
       <w:r>
         <w:rPr>
           <w:b w:val="0"/>
@@ -2250,9 +2244,6 @@
       </w:r>
     </w:p>
     <w:p>
-      <w:pPr>
-        <w:pStyle w:val="ListBullet"/>
-      </w:pPr>
       <w:r>
         <w:rPr>
           <w:b w:val="0"/>
@@ -2262,9 +2253,6 @@
       </w:r>
     </w:p>
     <w:p>
-      <w:pPr>
-        <w:pStyle w:val="ListBullet"/>
-      </w:pPr>
       <w:r>
         <w:rPr>
           <w:b w:val="0"/>
@@ -2274,9 +2262,6 @@
       </w:r>
     </w:p>
     <w:p>
-      <w:pPr>
-        <w:pStyle w:val="ListBullet"/>
-      </w:pPr>
       <w:r>
         <w:rPr>
           <w:b w:val="0"/>
@@ -2286,9 +2271,6 @@
       </w:r>
     </w:p>
     <w:p>
-      <w:pPr>
-        <w:pStyle w:val="ListBullet"/>
-      </w:pPr>
       <w:r>
         <w:rPr>
           <w:b w:val="0"/>
@@ -2298,9 +2280,6 @@
       </w:r>
     </w:p>
     <w:p>
-      <w:pPr>
-        <w:pStyle w:val="ListBullet"/>
-      </w:pPr>
       <w:r>
         <w:rPr>
           <w:b w:val="0"/>
@@ -2310,9 +2289,6 @@
       </w:r>
     </w:p>
     <w:p>
-      <w:pPr>
-        <w:pStyle w:val="ListBullet"/>
-      </w:pPr>
       <w:r>
         <w:rPr>
           <w:b w:val="0"/>
@@ -2322,9 +2298,6 @@
       </w:r>
     </w:p>
     <w:p>
-      <w:pPr>
-        <w:pStyle w:val="ListBullet"/>
-      </w:pPr>
       <w:r>
         <w:rPr>
           <w:b w:val="0"/>
@@ -2334,9 +2307,6 @@
       </w:r>
     </w:p>
     <w:p>
-      <w:pPr>
-        <w:pStyle w:val="ListBullet"/>
-      </w:pPr>
       <w:r>
         <w:rPr>
           <w:b w:val="0"/>
